--- a/SAM-ALL-INTROS.docx
+++ b/SAM-ALL-INTROS.docx
@@ -143,7 +143,27 @@
           <w:sz w:val="28"/>
           <w:szCs w:val="28"/>
         </w:rPr>
-        <w:t xml:space="preserve">MASTER OF COMPUTER APPLICATION </w:t>
+        <w:t>MASTER OF COMPUTER APPLICATION</w:t>
+      </w:r>
+      <w:r>
+        <w:rPr>
+          <w:rFonts w:ascii="Times New Roman" w:eastAsia="Times New Roman" w:hAnsi="Times New Roman" w:cs="Times New Roman"/>
+          <w:b/>
+          <w:bCs/>
+          <w:sz w:val="28"/>
+          <w:szCs w:val="28"/>
+        </w:rPr>
+        <w:t>S</w:t>
+      </w:r>
+      <w:r>
+        <w:rPr>
+          <w:rFonts w:ascii="Times New Roman" w:eastAsia="Times New Roman" w:hAnsi="Times New Roman" w:cs="Times New Roman"/>
+          <w:b/>
+          <w:bCs/>
+          <w:sz w:val="28"/>
+          <w:szCs w:val="28"/>
+        </w:rPr>
+        <w:t xml:space="preserve"> </w:t>
       </w:r>
     </w:p>
     <w:p>
@@ -271,7 +291,7 @@
           <w:sz w:val="28"/>
           <w:szCs w:val="28"/>
         </w:rPr>
-        <w:t>U25PG507CAP040</w:t>
+        <w:t>U25PG507CAP021</w:t>
       </w:r>
       <w:r>
         <w:rPr>
@@ -1358,7 +1378,27 @@
           <w:sz w:val="28"/>
           <w:szCs w:val="28"/>
         </w:rPr>
-        <w:t xml:space="preserve">MASTER OF COMPUTER APPLICATION </w:t>
+        <w:t>MASTER OF COMPUTER APPLICATION</w:t>
+      </w:r>
+      <w:r>
+        <w:rPr>
+          <w:rFonts w:ascii="Times New Roman" w:eastAsia="Times New Roman" w:hAnsi="Times New Roman" w:cs="Times New Roman"/>
+          <w:b/>
+          <w:bCs/>
+          <w:sz w:val="28"/>
+          <w:szCs w:val="28"/>
+        </w:rPr>
+        <w:t>S</w:t>
+      </w:r>
+      <w:r>
+        <w:rPr>
+          <w:rFonts w:ascii="Times New Roman" w:eastAsia="Times New Roman" w:hAnsi="Times New Roman" w:cs="Times New Roman"/>
+          <w:b/>
+          <w:bCs/>
+          <w:sz w:val="28"/>
+          <w:szCs w:val="28"/>
+        </w:rPr>
+        <w:t xml:space="preserve"> </w:t>
       </w:r>
     </w:p>
     <w:p>
@@ -1466,7 +1506,7 @@
           <w:sz w:val="28"/>
           <w:szCs w:val="28"/>
         </w:rPr>
-        <w:t>U25PG507CAP040</w:t>
+        <w:t>U25PG507CAP021</w:t>
       </w:r>
       <w:r>
         <w:rPr>
@@ -2491,7 +2531,27 @@
           <w:sz w:val="28"/>
           <w:szCs w:val="28"/>
         </w:rPr>
-        <w:t xml:space="preserve">MASTER OF COMPUTER APPLICATION </w:t>
+        <w:t>MASTER OF COMPUTER APPLICATION</w:t>
+      </w:r>
+      <w:r>
+        <w:rPr>
+          <w:rFonts w:ascii="Times New Roman" w:eastAsia="Times New Roman" w:hAnsi="Times New Roman" w:cs="Times New Roman"/>
+          <w:b/>
+          <w:bCs/>
+          <w:sz w:val="28"/>
+          <w:szCs w:val="28"/>
+        </w:rPr>
+        <w:t>S</w:t>
+      </w:r>
+      <w:r>
+        <w:rPr>
+          <w:rFonts w:ascii="Times New Roman" w:eastAsia="Times New Roman" w:hAnsi="Times New Roman" w:cs="Times New Roman"/>
+          <w:b/>
+          <w:bCs/>
+          <w:sz w:val="28"/>
+          <w:szCs w:val="28"/>
+        </w:rPr>
+        <w:t xml:space="preserve"> </w:t>
       </w:r>
     </w:p>
     <w:p>
@@ -2588,7 +2648,7 @@
           <w:sz w:val="28"/>
           <w:szCs w:val="28"/>
         </w:rPr>
-        <w:t>. No: U25PG507CAP040</w:t>
+        <w:t>. No: U25PG507CAP021</w:t>
       </w:r>
       <w:r>
         <w:rPr>
